--- a/manuscript/QuadCond_AENNA_NAR_manuscript.docx
+++ b/manuscript/QuadCond_AENNA_NAR_manuscript.docx
@@ -152,13 +152,13 @@
     <w:p>
       <w:r>
         <w:rPr/>
-        <w:t>That dependence is what most software leaves out. QGRS Mapper, G4Hunter and pqsfinder identify or score potential G4-forming sequences from the sequence alone (7, 8, 9). G4-iM Grinder searches G4 and i-motif patterns together, including higher-order arrangements (10). QuaDB retrieves putative quadruplex and i-motif sequences by transcript or gene identifier for rapid lookup (11). Machine-learning predictors extend the sequence-only question: DeepG4 predicts cell-type-specific active G4 regions from sequence context, and G4Boost estimates folding state and thermodynamic stability from sequence-intrinsic features (12, 13); convolutional models trained directly on G4-seq signal, including G4detector and G4mismatch, predict observed quadruplex propensity genome-wide [CITATION TO ADD: G4detector; G4mismatch]. Two recent tools do take a condition as input — G4STAB predicts G4 melting temperature from sequence and salt concentration, and iM-Seeker scores i-motif folding status and strength for C-rich sequences (14, 15, 16) — and G4ShapePredictor predicts folding topology (17). Curated resources record the experimental record itself: ONQUADRO holds experimentally determined quadruplex structures, G4LDB catalogues G4 and i-motif ligands, and a recent high-throughput study measured i-motif stability across a designed condition landscape (18, 19, 20). Mutation design and variant annotation are served separately again, by G4Killer (21) and by G4SNVHunter [CITATION TO ADD: G4SNVHunter].</w:t>
+        <w:t>That dependence is what most software leaves out. QGRS Mapper, G4Hunter and pqsfinder identify or score potential G4-forming sequences from the sequence alone (7, 8, 9). G4-iM Grinder searches G4 and i-motif patterns together, including higher-order arrangements (10). QuaDB retrieves putative quadruplex and i-motif sequences by transcript or gene identifier for rapid lookup (11). Machine-learning predictors extend the sequence-only question: DeepG4 predicts cell-type-specific active G4 regions from sequence context, and G4Boost estimates folding state and thermodynamic stability from sequence-intrinsic features (12, 13); convolutional models trained directly on G4-seq signal, including G4detector [CITATION TO ADD: G4detector, IEEE/ACM Trans. Comput. Biol. Bioinform., doi:10.1109/TCBB.2021.3073595 — DOI and journal verified, author list not yet confirmed] and G4mismatch (14), predict observed quadruplex propensity genome-wide. Two recent tools do take a condition as input — G4STAB predicts G4 melting temperature from sequence and salt concentration, and iM-Seeker scores i-motif folding status and strength for C-rich sequences (15, 16, 17) — and G4ShapePredictor predicts folding topology (18). Curated resources record the experimental record itself: ONQUADRO holds experimentally determined quadruplex structures, G4LDB catalogues G4 and i-motif ligands, and a recent high-throughput study measured i-motif stability across a designed condition landscape (19, 20, 21). Mutation design and variant annotation are served separately again, by G4Killer (22) and by G4SNVHunter (23).</w:t>
       </w:r>
     </w:p>
     <w:p>
       <w:r>
         <w:rPr/>
-        <w:t>Each of these answers a well-posed question, and for most pairs of them no common score exists. That has had an unfortunate consequence for the field: tools are rarely compared, and where they are, a released model is often evaluated on data it was trained on. Two further distinctions are easy to lose. A G4 and an i-motif at one duplex position sit on opposite strands, so a score computed on the strand the user happened to paste may be a score about the wrong molecule. And a prediction can be outside the range its model was trained on without anything in the output saying so — the applicability-domain problem long recognised in structure–activity modelling (22).</w:t>
+        <w:t>Each of these answers a well-posed question, and for most pairs of them no common score exists. That has had an unfortunate consequence for the field: tools are rarely compared, and where they are, a released model is often evaluated on data it was trained on. Two further distinctions are easy to lose. A G4 and an i-motif at one duplex position sit on opposite strands, so a score computed on the strand the user happened to paste may be a score about the wrong molecule. And a prediction can be outside the range its model was trained on without anything in the output saying so — the applicability-domain problem long recognised in structure–activity modelling (24).</w:t>
       </w:r>
     </w:p>
     <w:p>
@@ -192,13 +192,13 @@
     <w:p>
       <w:r>
         <w:rPr/>
-        <w:t>The principal biophysical sources are the topology collection used by G4ShapePredictor, the measured stability collection used by G4STAB, the i-motif transitional-pH collection associated with iM-Seeker, and condition-dependent i-motif measurements from the high-throughput stability study (14, 16, 17, 20). Their training subsets contain 1,005 topology records, 2,274 usable G4 melting-temperature records, 160 sequence-oriented i-motif transitional-pH records, 558 condition-dependent transitional-pH records and 379 condition-dependent melting-temperature records. The last two subsets cover two constructs, C9 and Tel21C. The wider atlas also holds predicted stability values, dinucleotide-preserving shuffled controls (23) and derived architecture labels, none of which is treated as experimental validation.</w:t>
+        <w:t>The principal biophysical sources are the topology collection used by G4ShapePredictor, the measured stability collection used by G4STAB, the i-motif transitional-pH collection associated with iM-Seeker, and condition-dependent i-motif measurements from the high-throughput stability study (15, 17, 18, 21). Their training subsets contain 1,005 topology records, 2,274 usable G4 melting-temperature records, 160 sequence-oriented i-motif transitional-pH records, 558 condition-dependent transitional-pH records and 379 condition-dependent melting-temperature records. The last two subsets cover two constructs, C9 and Tel21C. The wider atlas also holds predicted stability values, dinucleotide-preserving shuffled controls (25) and derived architecture labels, none of which is treated as experimental validation.</w:t>
       </w:r>
     </w:p>
     <w:p>
       <w:r>
         <w:rPr/>
-        <w:t>Genomic proxy models use sequence windows from the HEK293T i-motif mapping data in GSE220882 (24). Their outputs are associations with a training label. Reports on iMab specificity have reached different conclusions under different experimental conditions (25, 26), and the contribution of accessible chromatin to G4-targeted CUT&amp;Tag signal has been contested (27, 28). These are unsettled assay-level questions, and they are the reason a proxy score is never presented as a probability that a molecule is folded. A four-class locus model describes overlap of G4 and i-motif peak labels in 201-nt windows; because the two assays used separate aliquots, the class labelled "both" reports population-level co-localisation and observes nothing about two structures on one molecule.</w:t>
+        <w:t>Genomic proxy models use sequence windows from the HEK293T i-motif mapping data in GSE220882 (26). Their outputs are associations with a training label. Reports on iMab specificity have reached different conclusions under different experimental conditions (27, 28), and the contribution of accessible chromatin to G4-targeted CUT&amp;Tag signal has been contested (29, 30). These are unsettled assay-level questions, and they are the reason a proxy score is never presented as a probability that a molecule is folded. A four-class locus model describes overlap of G4 and i-motif peak labels in 201-nt windows; because the two assays used separate aliquots, the class labelled "both" reports population-level co-localisation and observes nothing about two structures on one molecule.</w:t>
       </w:r>
     </w:p>
     <w:p>
@@ -212,7 +212,7 @@
     <w:p>
       <w:r>
         <w:rPr/>
-        <w:t>QuadCond uses task-specific gradient-boosted tree models built with XGBoost (29). Sequence features cover nucleotide composition, short k-mer frequencies, G- and C-tract and loop descriptors, and sequence propensity summaries. Where the training source supports it, models also take buffer variables, their transformations, and sequence–condition interactions. The frozen package contains 12 prediction heads: seven biophysical, three genomic proxy and two auxiliary heads built on predicted or derived labels. Sharing one model artifact does not make their targets interchangeable, and the per-head documentation follows the model-card practice of stating intended use and evaluation context alongside the numbers (30).</w:t>
+        <w:t>QuadCond uses task-specific gradient-boosted tree models built with XGBoost (31). Sequence features cover nucleotide composition, short k-mer frequencies, G- and C-tract and loop descriptors, and sequence propensity summaries. Where the training source supports it, models also take buffer variables, their transformations, and sequence–condition interactions. The frozen package contains 12 prediction heads: seven biophysical, three genomic proxy and two auxiliary heads built on predicted or derived labels. Sharing one model artifact does not make their targets interchangeable, and the per-head documentation follows the model-card practice of stating intended use and evaluation context alongside the numbers (32).</w:t>
       </w:r>
     </w:p>
     <w:p>
@@ -224,7 +224,7 @@
     <w:p>
       <w:r>
         <w:rPr/>
-        <w:t>Binary classification uses cross-fitted probability calibration where recorded, and multiclass classification uses temperature scaling; both follow standard post-hoc calibration practice for tree ensembles and multiclass scores (31, 32). Calibration is evaluated against the supplied labels, and it cannot turn shuffled negatives or antibody labels into a physical folding probability — a calibrated score on a constructed task is calibrated for that task. Regression intervals use out-of-fold residuals as an empirical error scale. The metadata separately reports coverage from 20 partitions in which half the groups set a width and the other half measure coverage; we report that held-out-group coverage rather than coverage measured on the same residual pool that set the width. These intervals do not establish conditional coverage at a particular sequence or buffer, and they are not validated intervals for differences between mutations.</w:t>
+        <w:t>Binary classification uses cross-fitted probability calibration where recorded, and multiclass classification uses temperature scaling; both follow standard post-hoc calibration practice for tree ensembles and multiclass scores (33, 34). Calibration is evaluated against the supplied labels, and it cannot turn shuffled negatives or antibody labels into a physical folding probability — a calibrated score on a constructed task is calibrated for that task. Regression intervals use out-of-fold residuals as an empirical error scale. The metadata separately reports coverage from 20 partitions in which half the groups set a width and the other half measure coverage; we report that held-out-group coverage rather than coverage measured on the same residual pool that set the width. These intervals do not establish conditional coverage at a particular sequence or buffer, and they are not validated intervals for differences between mutations.</w:t>
       </w:r>
     </w:p>
     <w:p>
@@ -250,7 +250,7 @@
     <w:p>
       <w:r>
         <w:rPr/>
-        <w:t>Tasks were: G4 folding against dinucleotide-preserving shuffles (23), n = 5,214; G4 topology, three classes, n = 1,005; buffer-resolved G4 melting temperature, n = 2,274; within-sequence buffer response, 128 sequences with 956 measurements across buffers; single-substitution ΔTm for 1,020 pairs measured in the same buffer; i-motif folding against dinucleotide shuffles, n = 304; and i-motif transitional pH, n = 160, with a 137-sequence subset on which iM-Seeker returns a motif call. Confidence intervals are 1,000-replicate bootstrap intervals resampled over sequence groups rather than over rows, so a group contributing many measurements cannot narrow an interval by itself. Buffer-blind tools produce a single score per sequence and are constant across buffers by construction; this is recorded as a zero rather than omitted, because it is the quantity the comparison is about.</w:t>
+        <w:t>Tasks were: G4 folding against dinucleotide-preserving shuffles (25), n = 5,214; G4 topology, three classes, n = 1,005; buffer-resolved G4 melting temperature, n = 2,274; within-sequence buffer response, 128 sequences with 956 measurements across buffers; single-substitution ΔTm for 1,020 pairs measured in the same buffer; i-motif folding against dinucleotide shuffles, n = 304; and i-motif transitional pH, n = 160, with a 137-sequence subset on which iM-Seeker returns a motif call. Confidence intervals are 1,000-replicate bootstrap intervals resampled over sequence groups rather than over rows, so a group contributing many measurements cannot narrow an interval by itself. Buffer-blind tools produce a single score per sequence and are constant across buffers by construction; this is recorded as a zero rather than omitted, because it is the quantity the comparison is about.</w:t>
       </w:r>
     </w:p>
     <w:p>
@@ -290,7 +290,7 @@
     <w:p>
       <w:r>
         <w:rPr/>
-        <w:t>The regulatory axis uses AlphaGenome Atlas variant impact scores (33), joined on chromosome, position, reference and alternate allele, so the join is exact rather than overlap-based. Three interchangeable sources are supported: the published Tabix bundle, a user-supplied score table, and the Atlas API. The two axes are never combined into one number; a variant is ranked by the smaller of its two within-request percentile ranks, which is high only when both are high, and its quadrant against stated thresholds is reported alongside.</w:t>
+        <w:t>The regulatory axis uses AlphaGenome Atlas variant impact scores (35), joined on chromosome, position, reference and alternate allele, so the join is exact rather than overlap-based. Three interchangeable sources are supported: the published Tabix bundle, a user-supplied score table, and the Atlas API. The two axes are never combined into one number; a variant is ranked by the smaller of its two within-request percentile ranks, which is high only when both are high, and its quadrant against stated thresholds is reported alongside.</w:t>
       </w:r>
     </w:p>
     <w:p>
@@ -402,7 +402,7 @@
     <w:p>
       <w:r>
         <w:rPr/>
-        <w:t>The G4 topology head reached a balanced accuracy of 0.723 over 1,005 records. The G4 and i-motif binary fold classifiers reached areas under the receiver operating characteristic curve of 0.957 and 0.851 against dinucleotide-preserving shuffles of their own positives (23), which bounds how far those numbers can be read biophysically. Genomic proxy classification was less discriminative: 0.765 for G4 and 0.779 for i-motif peak association. The four-class locus model reached a balanced accuracy of 0.450, with low recall for the i-motif-only class. Supplementary Table S1 lists training size, grouping and target semantics for all 12 heads.</w:t>
+        <w:t>The G4 topology head reached a balanced accuracy of 0.723 over 1,005 records. The G4 and i-motif binary fold classifiers reached areas under the receiver operating characteristic curve of 0.957 and 0.851 against dinucleotide-preserving shuffles of their own positives (25), which bounds how far those numbers can be read biophysically. Genomic proxy classification was less discriminative: 0.765 for G4 and 0.779 for i-motif peak association. The four-class locus model reached a balanced accuracy of 0.450, with low recall for the i-motif-only class. Supplementary Table S1 lists training size, grouping and target semantics for all 12 heads.</w:t>
       </w:r>
     </w:p>
     <w:p>
@@ -440,7 +440,7 @@
     <w:p>
       <w:r>
         <w:rPr/>
-        <w:t>Third, on single-substitution effects the gap is large. Over 1,020 pairs whose wild-type and mutant Tm were measured in the same buffer, QuadCond's predicted ΔTm correlated at ρ 0.537 (0.461–0.614) and recovered the correct sign in 80.9% of pairs differing by at least 2 °C. The variant scores in current use fared worse: Δpqsfinder 0.406, ΔQGRS 0.378, ΔG4mismatch 0.336, ΔDeepG4 0.315, and the ΔG4Hunter score that underlies G4SNVHunter's variant impact measure 0.036 with a sign accuracy of 0.483, which is chance. The retrained G4STAB architecture reached 0.331 and 0.696. This is the comparison most directly relevant to variant interpretation, and it is the one where a buffer-blind ΔG4Hunter is least usable.</w:t>
+        <w:t>Third, on single-substitution effects the gap is large. Over 1,020 pairs whose wild-type and mutant Tm were measured in the same buffer, QuadCond's predicted ΔTm correlated at ρ 0.537 (0.461–0.614) and recovered the correct sign in 80.9% of pairs differing by at least 2 °C. The variant scores in current use fared worse: Δpqsfinder 0.406, ΔQGRS 0.378, ΔG4mismatch 0.336, ΔDeepG4 0.315, and the ΔG4Hunter score that underlies G4SNVHunter's variant impact measure (23) 0.036 with a sign accuracy of 0.483, which is chance. The retrained G4STAB architecture reached 0.331 and 0.696. This is the comparison most directly relevant to variant interpretation, and it is the one where a buffer-blind ΔG4Hunter is least usable.</w:t>
       </w:r>
     </w:p>
     <w:p>
@@ -616,7 +616,7 @@
     <w:p>
       <w:r>
         <w:rPr/>
-        <w:t>The condition-dependent i-motif heads remain the strongest numbers in Table 1 and the narrowest in scope, covering two constructs. Shuffled negatives and genomic proxies answer questions about their own constructed labels; a calibrated probability against dinucleotide shuffles is not a folding fraction, and an antibody peak association is not an equilibrium. Mutation differences are validated here against 1,020 measured pairs in rank and sign, which is considerably more than was previously available, but the paired-estimator spread reported beside each difference remains a statement about the ensemble rather than a calibrated interval for that difference. The ensemble free-energy calibration is weak — an R² of 0.074 with a residual standard deviation of 1.68 kcal/mol against melting temperatures converted under a two-state van 't Hoff model — and is presented only as a compressed, labelled scale. No prospective experimental validation of prioritised variants has been performed; measuring the melting behaviour of a small panel of top-ranked promoter substitutions is the most direct way to close that gap. The genome-wide analysis is a 150-motif-per-chromosome sample rather than the full set, which bounds precision but, given the width of the reported intervals, would not change the conclusion.</w:t>
+        <w:t>The condition-dependent i-motif heads remain the strongest numbers in Table 1 and the narrowest in scope, covering two constructs. Shuffled negatives and genomic proxies answer questions about their own constructed labels; a calibrated probability against dinucleotide shuffles is not a folding fraction, and an antibody peak association is not an equilibrium. Mutation differences are validated here against 1,020 measured pairs in rank and sign, which is considerably more than was previously available, but the paired-estimator spread reported beside each difference remains a statement about the ensemble rather than a calibrated interval for that difference. A further limitation is one of scope rather than accuracy: the conditions this model takes as input are bulk solution variables, and molecular binding partners are not among them. A recent report of peptide-directed folding of an RNA i-motif is the clearest illustration -- the peptide raised folding into the pH 5 range without materially changing the melting temperature, so a partner shifted the folding equilibrium along an axis that neither pH nor cation concentration describes [CITATION TO ADD: peptide-directed folding of the RNA i-motif, Chem. Sci., doi:10.1039/D6SC01203E]. No prediction here should be read as applying inside a protein-bound or ligand-bound complex. The ensemble free-energy calibration is weak — an R² of 0.074 with a residual standard deviation of 1.68 kcal/mol against melting temperatures converted under a two-state van 't Hoff model — and is presented only as a compressed, labelled scale. No prospective experimental validation of prioritised variants has been performed; measuring the melting behaviour of a small panel of top-ranked promoter substitutions is the most direct way to close that gap. The genome-wide analysis is a 150-motif-per-chromosome sample rather than the full set, which bounds precision but, given the width of the reported intervals, would not change the conclusion.</w:t>
       </w:r>
     </w:p>
     <w:p>
@@ -630,7 +630,7 @@
     <w:p>
       <w:r>
         <w:rPr/>
-        <w:t>The source revision is QuadCond and AENNA-3D v0.5.1. The manuscript figures and tables regenerate from the supplied, unchanged model metadata without fitting a model. The principal model SHA-256 is 493640193ad70974d35582c55b4a721095bfcba50edc6827d9636d2f7b7be0c7, the sequence-only ablation model is 402e9db1f5086df6acb28d2b980dff2e2235e93213f2a2096bed0d59c5bfa100, the core atlas is 145711cd33002ecf6436c52318af55c5feb9e46814239bfb9e4b6f548f7302f6 and the genomic scanner is c5aebae3ddc3129143ce8018a3b4d3b6767e177f4cf3145890a5b822d02973e6. Every asset is verified against this manifest before it is opened, and a mismatch is an error rather than a warning. The benchmark scripts, result tables and figures are distributed with the source under `benchmarks/published_tools`, and the genome-wide analysis under `genomewide`. Public source repository and archived release DOI: [VERIFY AND INSERT]. Public server: [VERIFY AND INSERT HTTPS URL]. QuadCond carries an MIT licence; AENNA-3D licensing and redistribution terms must be confirmed before public release. Original datasets remain subject to their source terms.</w:t>
+        <w:t>The source revision is QuadCond and AENNA-3D v0.5.1. The manuscript figures and tables regenerate from the supplied, unchanged model metadata without fitting a model. The principal model SHA-256 is 493640193ad70974d35582c55b4a721095bfcba50edc6827d9636d2f7b7be0c7, the sequence-only ablation model is 402e9db1f5086df6acb28d2b980dff2e2235e93213f2a2096bed0d59c5bfa100, the core atlas is 145711cd33002ecf6436c52318af55c5feb9e46814239bfb9e4b6f548f7302f6 and the genomic scanner is c5aebae3ddc3129143ce8018a3b4d3b6767e177f4cf3145890a5b822d02973e6. Every asset is verified against this manifest before it is opened, and a mismatch is an error rather than a warning. The benchmark scripts, result tables and figures are distributed with the source under `benchmarks/published_tools`, and the genome-wide analysis under `genomewide`. Two further directories support work that postdates this manuscript and carry no results reported here: `benchmarks/external_validation` holds the harness and provenance records for scoring collections published after the model artifact was frozen, and `benchmarks/ingest_audit` measures how much of a candidate dataset overlaps the atlas and the benchmark evaluation sets before any of it is used for training. Public source repository and archived release DOI: [VERIFY AND INSERT]. Public server: [VERIFY AND INSERT HTTPS URL]. QuadCond carries an MIT licence; AENNA-3D licensing and redistribution terms must be confirmed before public release. Original datasets remain subject to their source terms.</w:t>
       </w:r>
     </w:p>
     <w:p>
@@ -2670,7 +2670,7 @@
                 <w:rFonts w:ascii="Arial" w:hAnsi="Arial"/>
                 <w:sz w:val="18"/>
               </w:rPr>
-              <w:t>G4ShapePredictor (17)</w:t>
+              <w:t>G4ShapePredictor (18)</w:t>
             </w:r>
           </w:p>
         </w:tc>
@@ -2760,7 +2760,7 @@
                 <w:rFonts w:ascii="Arial" w:hAnsi="Arial"/>
                 <w:sz w:val="18"/>
               </w:rPr>
-              <w:t>G4STAB (14)</w:t>
+              <w:t>G4STAB (15)</w:t>
             </w:r>
           </w:p>
         </w:tc>
@@ -2850,7 +2850,7 @@
                 <w:rFonts w:ascii="Arial" w:hAnsi="Arial"/>
                 <w:sz w:val="18"/>
               </w:rPr>
-              <w:t>iM-Seeker (15)</w:t>
+              <w:t>iM-Seeker (16)</w:t>
             </w:r>
           </w:p>
         </w:tc>
@@ -2940,7 +2940,7 @@
                 <w:rFonts w:ascii="Arial" w:hAnsi="Arial"/>
                 <w:sz w:val="18"/>
               </w:rPr>
-              <w:t>G4Killer (21)</w:t>
+              <w:t>G4Killer (22)</w:t>
             </w:r>
           </w:p>
         </w:tc>
@@ -3030,7 +3030,7 @@
                 <w:rFonts w:ascii="Arial" w:hAnsi="Arial"/>
                 <w:sz w:val="18"/>
               </w:rPr>
-              <w:t>ONQUADRO (18)</w:t>
+              <w:t>ONQUADRO (19)</w:t>
             </w:r>
           </w:p>
         </w:tc>
@@ -3120,7 +3120,7 @@
                 <w:rFonts w:ascii="Arial" w:hAnsi="Arial"/>
                 <w:sz w:val="18"/>
               </w:rPr>
-              <w:t>G4LDB (19)</w:t>
+              <w:t>G4LDB (20)</w:t>
             </w:r>
           </w:p>
         </w:tc>
@@ -8918,9 +8918,29 @@
         <w:rPr>
           <w:sz w:val="19"/>
         </w:rPr>
-        <w:t xml:space="preserve">14. Liew D, Dharmatilleke AD, See E, Yong EH. (2025) G4STAB: a multi-input deep learning model to predict G-quadruplex thermodynamic stability based on sequence and salt concentration. Bioinformatics (Oxford, England), 41, btaf545. </w:t>
+        <w:t xml:space="preserve">14. Barshai M, Engel B, Haim I, Orenstein Y. (2023) G4mismatch: Deep neural networks to predict G-quadruplex propensity based on G4-seq data. PLOS Computational Biology, 19, e1010948. </w:t>
       </w:r>
       <w:hyperlink r:id="rId36">
+        <w:r>
+          <w:rPr>
+            <w:color w:val="185D78"/>
+          </w:rPr>
+          <w:t>https://doi.org/10.1371/journal.pcbi.1010948</w:t>
+        </w:r>
+      </w:hyperlink>
+    </w:p>
+    <w:p>
+      <w:pPr>
+        <w:keepLines/>
+        <w:spacing w:line="240" w:lineRule="auto" w:after="160"/>
+      </w:pPr>
+      <w:r>
+        <w:rPr>
+          <w:sz w:val="19"/>
+        </w:rPr>
+        <w:t xml:space="preserve">15. Liew D, Dharmatilleke AD, See E, Yong EH. (2025) G4STAB: a multi-input deep learning model to predict G-quadruplex thermodynamic stability based on sequence and salt concentration. Bioinformatics (Oxford, England), 41, btaf545. </w:t>
+      </w:r>
+      <w:hyperlink r:id="rId37">
         <w:r>
           <w:rPr>
             <w:color w:val="185D78"/>
@@ -8940,7 +8960,7 @@
         </w:rPr>
         <w:t xml:space="preserve"> </w:t>
       </w:r>
-      <w:hyperlink r:id="rId37">
+      <w:hyperlink r:id="rId38">
         <w:r>
           <w:rPr>
             <w:color w:val="185D78"/>
@@ -8958,9 +8978,9 @@
         <w:rPr>
           <w:sz w:val="19"/>
         </w:rPr>
-        <w:t xml:space="preserve">15. Yu H, Li F, Yang B, Qi Y, Guneri D, Chen W, Waller ZAE, Li K, Ding Y. (2024) iM-Seeker: a webserver for DNA i-motifs prediction and scoring via automated machine learning. Nucleic acids research, 52, W19-W28. </w:t>
+        <w:t xml:space="preserve">16. Yu H, Li F, Yang B, Qi Y, Guneri D, Chen W, Waller ZAE, Li K, Ding Y. (2024) iM-Seeker: a webserver for DNA i-motifs prediction and scoring via automated machine learning. Nucleic acids research, 52, W19-W28. </w:t>
       </w:r>
-      <w:hyperlink r:id="rId38">
+      <w:hyperlink r:id="rId39">
         <w:r>
           <w:rPr>
             <w:color w:val="185D78"/>
@@ -8980,7 +9000,7 @@
         </w:rPr>
         <w:t xml:space="preserve"> </w:t>
       </w:r>
-      <w:hyperlink r:id="rId39">
+      <w:hyperlink r:id="rId40">
         <w:r>
           <w:rPr>
             <w:color w:val="185D78"/>
@@ -8998,9 +9018,9 @@
         <w:rPr>
           <w:sz w:val="19"/>
         </w:rPr>
-        <w:t xml:space="preserve">16. Yang B, Guneri D, Yu H, Wright EP, Chen W, Waller ZAE, Ding Y. (2024) Prediction of DNA i-motifs via machine learning. Nucleic acids research, 52, 2188-2197. </w:t>
+        <w:t xml:space="preserve">17. Yang B, Guneri D, Yu H, Wright EP, Chen W, Waller ZAE, Ding Y. (2024) Prediction of DNA i-motifs via machine learning. Nucleic acids research, 52, 2188-2197. </w:t>
       </w:r>
-      <w:hyperlink r:id="rId40">
+      <w:hyperlink r:id="rId41">
         <w:r>
           <w:rPr>
             <w:color w:val="185D78"/>
@@ -9020,7 +9040,7 @@
         </w:rPr>
         <w:t xml:space="preserve"> </w:t>
       </w:r>
-      <w:hyperlink r:id="rId41">
+      <w:hyperlink r:id="rId42">
         <w:r>
           <w:rPr>
             <w:color w:val="185D78"/>
@@ -9038,9 +9058,9 @@
         <w:rPr>
           <w:sz w:val="19"/>
         </w:rPr>
-        <w:t xml:space="preserve">17. Liew D, Lim ZW, Yong EH. (2024) Machine learning-based prediction of DNA G-quadruplex folding topology with G4ShapePredictor. Scientific reports, 14, 24238. </w:t>
+        <w:t xml:space="preserve">18. Liew D, Lim ZW, Yong EH. (2024) Machine learning-based prediction of DNA G-quadruplex folding topology with G4ShapePredictor. Scientific reports, 14, 24238. </w:t>
       </w:r>
-      <w:hyperlink r:id="rId42">
+      <w:hyperlink r:id="rId43">
         <w:r>
           <w:rPr>
             <w:color w:val="185D78"/>
@@ -9060,7 +9080,7 @@
         </w:rPr>
         <w:t xml:space="preserve"> </w:t>
       </w:r>
-      <w:hyperlink r:id="rId43">
+      <w:hyperlink r:id="rId44">
         <w:r>
           <w:rPr>
             <w:color w:val="185D78"/>
@@ -9078,9 +9098,9 @@
         <w:rPr>
           <w:sz w:val="19"/>
         </w:rPr>
-        <w:t xml:space="preserve">18. Żok T, Kraszewska N, Miskiewicz J, Pielacinska P, Żurkowski M, Szachniuk M. (2021) ONQUADRO: a database of experimentally determined quadruplex structures. Nucleic Acids Research. </w:t>
+        <w:t xml:space="preserve">19. Żok T, Kraszewska N, Miskiewicz J, Pielacinska P, Żurkowski M, Szachniuk M. (2021) ONQUADRO: a database of experimentally determined quadruplex structures. Nucleic Acids Research. </w:t>
       </w:r>
-      <w:hyperlink r:id="rId44">
+      <w:hyperlink r:id="rId45">
         <w:r>
           <w:rPr>
             <w:color w:val="185D78"/>
@@ -9098,9 +9118,9 @@
         <w:rPr>
           <w:sz w:val="19"/>
         </w:rPr>
-        <w:t xml:space="preserve">19. Wang Y, Yang Q, Lin X, Chen D, Wang Z, Chen B, Han H, Chen HD, Cai K, Li Q, Yang S, Tang Y, Li F. (2021) G4LDB 2.2: a database for discovering and studying G-quadruplex and i-motif ligands. Nucleic Acids Research. </w:t>
+        <w:t xml:space="preserve">20. Wang Y, Yang Q, Lin X, Chen D, Wang Z, Chen B, Han H, Chen HD, Cai K, Li Q, Yang S, Tang Y, Li F. (2021) G4LDB 2.2: a database for discovering and studying G-quadruplex and i-motif ligands. Nucleic Acids Research. </w:t>
       </w:r>
-      <w:hyperlink r:id="rId45">
+      <w:hyperlink r:id="rId46">
         <w:r>
           <w:rPr>
             <w:color w:val="185D78"/>
@@ -9118,9 +9138,9 @@
         <w:rPr>
           <w:sz w:val="19"/>
         </w:rPr>
-        <w:t xml:space="preserve">20. Chu C, Zhang S, Guan Z, Shen J, Luo T, Zhou J, Mergny JL, Cheng M. (2026) High-throughput measurement and prediction of the i-motif DNA stability landscape. Nucleic acids research, 54, gkag110. </w:t>
+        <w:t xml:space="preserve">21. Chu C, Zhang S, Guan Z, Shen J, Luo T, Zhou J, Mergny JL, Cheng M. (2026) High-throughput measurement and prediction of the i-motif DNA stability landscape. Nucleic acids research, 54, gkag110. </w:t>
       </w:r>
-      <w:hyperlink r:id="rId46">
+      <w:hyperlink r:id="rId47">
         <w:r>
           <w:rPr>
             <w:color w:val="185D78"/>
@@ -9140,7 +9160,7 @@
         </w:rPr>
         <w:t xml:space="preserve"> </w:t>
       </w:r>
-      <w:hyperlink r:id="rId47">
+      <w:hyperlink r:id="rId48">
         <w:r>
           <w:rPr>
             <w:color w:val="185D78"/>
@@ -9158,9 +9178,9 @@
         <w:rPr>
           <w:sz w:val="19"/>
         </w:rPr>
-        <w:t xml:space="preserve">21. Brazda V, Kolomaznik J, Mergny JL, Stastny J. (2020) G4Killer web application: a tool to design G-quadruplex mutations. Bioinformatics (Oxford, England), 36, 3246-3247. </w:t>
+        <w:t xml:space="preserve">22. Brazda V, Kolomaznik J, Mergny JL, Stastny J. (2020) G4Killer web application: a tool to design G-quadruplex mutations. Bioinformatics (Oxford, England), 36, 3246-3247. </w:t>
       </w:r>
-      <w:hyperlink r:id="rId48">
+      <w:hyperlink r:id="rId49">
         <w:r>
           <w:rPr>
             <w:color w:val="185D78"/>
@@ -9180,7 +9200,7 @@
         </w:rPr>
         <w:t xml:space="preserve"> </w:t>
       </w:r>
-      <w:hyperlink r:id="rId49">
+      <w:hyperlink r:id="rId50">
         <w:r>
           <w:rPr>
             <w:color w:val="185D78"/>
@@ -9198,9 +9218,29 @@
         <w:rPr>
           <w:sz w:val="19"/>
         </w:rPr>
-        <w:t xml:space="preserve">22. Netzeva TI, Worth A, Aldenberg T, Benigni R, Cronin MTD, Gramatica P, Jaworska JS, Kahn S, Klopman G, Marchant CA, Myatt G, Nikolova-Jeliazkova N, Patlewicz GY, Perkins R, Roberts DW, Schultz TW, Stanton DT, van de Sandt JJM, Tong W, Veith G, Yang C. (2005) Current status of methods for defining the applicability domain of (quantitative) structure-activity relationships. Alternatives to Laboratory Animals, 33, 155-173. </w:t>
+        <w:t xml:space="preserve">23. Zhang R, Zhu W, Xiao K, Mergny JL, Sun X. (2025) G4SNVHunter: An R/Bioconductor package for evaluating SNV-induced disruption of G-quadruplex structures leveraging the G4Hunter algorithm. PLOS Computational Biology, 21, e1013368. </w:t>
       </w:r>
-      <w:hyperlink r:id="rId50">
+      <w:hyperlink r:id="rId51">
+        <w:r>
+          <w:rPr>
+            <w:color w:val="185D78"/>
+          </w:rPr>
+          <w:t>https://doi.org/10.1371/journal.pcbi.1013368</w:t>
+        </w:r>
+      </w:hyperlink>
+    </w:p>
+    <w:p>
+      <w:pPr>
+        <w:keepLines/>
+        <w:spacing w:line="240" w:lineRule="auto" w:after="160"/>
+      </w:pPr>
+      <w:r>
+        <w:rPr>
+          <w:sz w:val="19"/>
+        </w:rPr>
+        <w:t xml:space="preserve">24. Netzeva TI, Worth A, Aldenberg T, Benigni R, Cronin MTD, Gramatica P, Jaworska JS, Kahn S, Klopman G, Marchant CA, Myatt G, Nikolova-Jeliazkova N, Patlewicz GY, Perkins R, Roberts DW, Schultz TW, Stanton DT, van de Sandt JJM, Tong W, Veith G, Yang C. (2005) Current status of methods for defining the applicability domain of (quantitative) structure-activity relationships. Alternatives to Laboratory Animals, 33, 155-173. </w:t>
+      </w:r>
+      <w:hyperlink r:id="rId52">
         <w:r>
           <w:rPr>
             <w:color w:val="185D78"/>
@@ -9218,9 +9258,9 @@
         <w:rPr>
           <w:sz w:val="19"/>
         </w:rPr>
-        <w:t xml:space="preserve">23. Altschul SF, Erickson BW. (1985) Significance of nucleotide sequence alignments: a method for random sequence permutation that preserves dinucleotide and codon usage. Molecular Biology and Evolution. </w:t>
+        <w:t xml:space="preserve">25. Altschul SF, Erickson BW. (1985) Significance of nucleotide sequence alignments: a method for random sequence permutation that preserves dinucleotide and codon usage. Molecular Biology and Evolution. </w:t>
       </w:r>
-      <w:hyperlink r:id="rId51">
+      <w:hyperlink r:id="rId53">
         <w:r>
           <w:rPr>
             <w:color w:val="185D78"/>
@@ -9238,9 +9278,9 @@
         <w:rPr>
           <w:sz w:val="19"/>
         </w:rPr>
-        <w:t xml:space="preserve">24. Zanin I, Ruggiero E, Nicoletto G, Lago S, Maurizio I, Gallina I, Richter SN. (2023) Genome-wide mapping of i-motifs reveals their association with transcription regulation in live human cells. Nucleic acids research, 51, 8309-8321. </w:t>
+        <w:t xml:space="preserve">26. Zanin I, Ruggiero E, Nicoletto G, Lago S, Maurizio I, Gallina I, Richter SN. (2023) Genome-wide mapping of i-motifs reveals their association with transcription regulation in live human cells. Nucleic acids research, 51, 8309-8321. </w:t>
       </w:r>
-      <w:hyperlink r:id="rId52">
+      <w:hyperlink r:id="rId54">
         <w:r>
           <w:rPr>
             <w:color w:val="185D78"/>
@@ -9260,7 +9300,7 @@
         </w:rPr>
         <w:t xml:space="preserve"> </w:t>
       </w:r>
-      <w:hyperlink r:id="rId53">
+      <w:hyperlink r:id="rId55">
         <w:r>
           <w:rPr>
             <w:color w:val="185D78"/>
@@ -9278,9 +9318,9 @@
         <w:rPr>
           <w:sz w:val="19"/>
         </w:rPr>
-        <w:t xml:space="preserve">25. Boissieras J, Bonnet H, Susanto MF, Gomez D, Defrancq E, Granzhan A, Dejeu J. (2024) iMab antibody binds single-stranded cytosine-rich sequences and unfolds DNA i-motifs. Nucleic acids research, 52, 8052-8062. </w:t>
+        <w:t xml:space="preserve">27. Boissieras J, Bonnet H, Susanto MF, Gomez D, Defrancq E, Granzhan A, Dejeu J. (2024) iMab antibody binds single-stranded cytosine-rich sequences and unfolds DNA i-motifs. Nucleic acids research, 52, 8052-8062. </w:t>
       </w:r>
-      <w:hyperlink r:id="rId54">
+      <w:hyperlink r:id="rId56">
         <w:r>
           <w:rPr>
             <w:color w:val="185D78"/>
@@ -9300,7 +9340,7 @@
         </w:rPr>
         <w:t xml:space="preserve"> </w:t>
       </w:r>
-      <w:hyperlink r:id="rId55">
+      <w:hyperlink r:id="rId57">
         <w:r>
           <w:rPr>
             <w:color w:val="185D78"/>
@@ -9318,9 +9358,9 @@
         <w:rPr>
           <w:sz w:val="19"/>
         </w:rPr>
-        <w:t xml:space="preserve">26. Ruggiero E, Marušič M, Zanin I, Peña Martinez CD, Christ D, Plavec J, Richter SN. (2025) The iMab antibody selectively binds to intramolecular and intermolecular i-motif structures. Nucleic acids research, 53, gkae1305. </w:t>
+        <w:t xml:space="preserve">28. Ruggiero E, Marušič M, Zanin I, Peña Martinez CD, Christ D, Plavec J, Richter SN. (2025) The iMab antibody selectively binds to intramolecular and intermolecular i-motif structures. Nucleic acids research, 53, gkae1305. </w:t>
       </w:r>
-      <w:hyperlink r:id="rId56">
+      <w:hyperlink r:id="rId58">
         <w:r>
           <w:rPr>
             <w:color w:val="185D78"/>
@@ -9340,7 +9380,7 @@
         </w:rPr>
         <w:t xml:space="preserve"> </w:t>
       </w:r>
-      <w:hyperlink r:id="rId57">
+      <w:hyperlink r:id="rId59">
         <w:r>
           <w:rPr>
             <w:color w:val="185D78"/>
@@ -9358,9 +9398,9 @@
         <w:rPr>
           <w:sz w:val="19"/>
         </w:rPr>
-        <w:t xml:space="preserve">27. Thompson MD, Byrd AK. (2025) Untargeted CUT&amp;Tag reads are enriched at accessible chromatin and restrict identification of potential G4-forming sequences in G4-targeted CUT&amp;Tag experiments. Nucleic acids research, 53, gkaf678. </w:t>
+        <w:t xml:space="preserve">29. Thompson MD, Byrd AK. (2025) Untargeted CUT&amp;Tag reads are enriched at accessible chromatin and restrict identification of potential G4-forming sequences in G4-targeted CUT&amp;Tag experiments. Nucleic acids research, 53, gkaf678. </w:t>
       </w:r>
-      <w:hyperlink r:id="rId58">
+      <w:hyperlink r:id="rId60">
         <w:r>
           <w:rPr>
             <w:color w:val="185D78"/>
@@ -9380,7 +9420,7 @@
         </w:rPr>
         <w:t xml:space="preserve"> </w:t>
       </w:r>
-      <w:hyperlink r:id="rId59">
+      <w:hyperlink r:id="rId61">
         <w:r>
           <w:rPr>
             <w:color w:val="185D78"/>
@@ -9398,9 +9438,9 @@
         <w:rPr>
           <w:sz w:val="19"/>
         </w:rPr>
-        <w:t xml:space="preserve">28. Melidis L, de Cesaris Araujo Tavares R, He X, Dhir S, Tannahill D, Balasubramanian S. (2025) Commentary on 'Untargeted CUT&amp;Tag reads are enriched at accessible chromatin and restrict identification of potential G4-forming sequences in G4-targeted CUT&amp;Tag experiments'. Nucleic acids research, 53, gkaf1337. </w:t>
+        <w:t xml:space="preserve">30. Melidis L, de Cesaris Araujo Tavares R, He X, Dhir S, Tannahill D, Balasubramanian S. (2025) Commentary on 'Untargeted CUT&amp;Tag reads are enriched at accessible chromatin and restrict identification of potential G4-forming sequences in G4-targeted CUT&amp;Tag experiments'. Nucleic acids research, 53, gkaf1337. </w:t>
       </w:r>
-      <w:hyperlink r:id="rId60">
+      <w:hyperlink r:id="rId62">
         <w:r>
           <w:rPr>
             <w:color w:val="185D78"/>
@@ -9420,7 +9460,7 @@
         </w:rPr>
         <w:t xml:space="preserve"> </w:t>
       </w:r>
-      <w:hyperlink r:id="rId61">
+      <w:hyperlink r:id="rId63">
         <w:r>
           <w:rPr>
             <w:color w:val="185D78"/>
@@ -9438,9 +9478,9 @@
         <w:rPr>
           <w:sz w:val="19"/>
         </w:rPr>
-        <w:t xml:space="preserve">29. Chen, T. and Guestrin, C. (2016) XGBoost: A Scalable Tree Boosting System. Proceedings of the 22nd ACM SIGKDD International Conference on Knowledge Discovery and Data Mining, 785–794. </w:t>
+        <w:t xml:space="preserve">31. Chen, T. and Guestrin, C. (2016) XGBoost: A Scalable Tree Boosting System. Proceedings of the 22nd ACM SIGKDD International Conference on Knowledge Discovery and Data Mining, 785–794. </w:t>
       </w:r>
-      <w:hyperlink r:id="rId62">
+      <w:hyperlink r:id="rId64">
         <w:r>
           <w:rPr>
             <w:color w:val="185D78"/>
@@ -9458,9 +9498,9 @@
         <w:rPr>
           <w:sz w:val="19"/>
         </w:rPr>
-        <w:t xml:space="preserve">30. Mitchell M, Wu S, Zaldivar A, Barnes P, Vasserman L, Hutchinson B, Spitzer E, Raji ID, Gebru T. (2019) Model cards for model reporting. Proceedings of the Conference on Fairness, Accountability, and Transparency, 220-229. </w:t>
+        <w:t xml:space="preserve">32. Mitchell M, Wu S, Zaldivar A, Barnes P, Vasserman L, Hutchinson B, Spitzer E, Raji ID, Gebru T. (2019) Model cards for model reporting. Proceedings of the Conference on Fairness, Accountability, and Transparency, 220-229. </w:t>
       </w:r>
-      <w:hyperlink r:id="rId63">
+      <w:hyperlink r:id="rId65">
         <w:r>
           <w:rPr>
             <w:color w:val="185D78"/>
@@ -9478,9 +9518,9 @@
         <w:rPr>
           <w:sz w:val="19"/>
         </w:rPr>
-        <w:t xml:space="preserve">31. Niculescu-Mizil A, Caruana R. (2005) Predicting good probabilities with supervised learning. Proceedings of the 22nd International Conference on Machine Learning. </w:t>
+        <w:t xml:space="preserve">33. Niculescu-Mizil A, Caruana R. (2005) Predicting good probabilities with supervised learning. Proceedings of the 22nd International Conference on Machine Learning. </w:t>
       </w:r>
-      <w:hyperlink r:id="rId64">
+      <w:hyperlink r:id="rId66">
         <w:r>
           <w:rPr>
             <w:color w:val="185D78"/>
@@ -9498,9 +9538,9 @@
         <w:rPr>
           <w:sz w:val="19"/>
         </w:rPr>
-        <w:t xml:space="preserve">32. Zadrozny B, Elkan C. (2002) Transforming classifier scores into accurate multiclass probability estimates. Proceedings of the Eighth ACM SIGKDD International Conference on Knowledge Discovery and Data Mining. </w:t>
+        <w:t xml:space="preserve">34. Zadrozny B, Elkan C. (2002) Transforming classifier scores into accurate multiclass probability estimates. Proceedings of the Eighth ACM SIGKDD International Conference on Knowledge Discovery and Data Mining. </w:t>
       </w:r>
-      <w:hyperlink r:id="rId65">
+      <w:hyperlink r:id="rId67">
         <w:r>
           <w:rPr>
             <w:color w:val="185D78"/>
@@ -9518,9 +9558,9 @@
         <w:rPr>
           <w:sz w:val="19"/>
         </w:rPr>
-        <w:t xml:space="preserve">33. Google DeepMind. (2026) AlphaGenome Atlas: molecular predictions for 9 billion human DNA variants (resource announcement and downloads). Google DeepMind. </w:t>
+        <w:t xml:space="preserve">35. Google DeepMind. (2026) AlphaGenome Atlas: molecular predictions for 9 billion human DNA variants (resource announcement and downloads). Google DeepMind. </w:t>
       </w:r>
-      <w:hyperlink r:id="rId66">
+      <w:hyperlink r:id="rId68">
         <w:r>
           <w:rPr>
             <w:color w:val="185D78"/>

--- a/manuscript/QuadCond_AENNA_NAR_manuscript.docx
+++ b/manuscript/QuadCond_AENNA_NAR_manuscript.docx
@@ -630,7 +630,41 @@
     <w:p>
       <w:r>
         <w:rPr/>
-        <w:t>The source revision is QuadCond and AENNA-3D v0.5.1. The manuscript figures and tables regenerate from the supplied, unchanged model metadata without fitting a model. The principal model SHA-256 is 493640193ad70974d35582c55b4a721095bfcba50edc6827d9636d2f7b7be0c7, the sequence-only ablation model is 402e9db1f5086df6acb28d2b980dff2e2235e93213f2a2096bed0d59c5bfa100, the core atlas is 145711cd33002ecf6436c52318af55c5feb9e46814239bfb9e4b6f548f7302f6 and the genomic scanner is c5aebae3ddc3129143ce8018a3b4d3b6767e177f4cf3145890a5b822d02973e6. Every asset is verified against this manifest before it is opened, and a mismatch is an error rather than a warning. The benchmark scripts, result tables and figures are distributed with the source under `benchmarks/published_tools`, and the genome-wide analysis under `genomewide`. Two further directories support work that postdates this manuscript and carry no results reported here: `benchmarks/external_validation` holds the harness and provenance records for scoring collections published after the model artifact was frozen, and `benchmarks/ingest_audit` measures how much of a candidate dataset overlaps the atlas and the benchmark evaluation sets before any of it is used for training. Public source repository and archived release DOI: [VERIFY AND INSERT]. Public server: [VERIFY AND INSERT HTTPS URL]. QuadCond carries an MIT licence; AENNA-3D licensing and redistribution terms must be confirmed before public release. Original datasets remain subject to their source terms.</w:t>
+        <w:t xml:space="preserve">The source revision is QuadCond and AENNA-3D v0.5.1, at </w:t>
+      </w:r>
+      <w:hyperlink r:id="rId11">
+        <w:r>
+          <w:rPr>
+            <w:color w:val="185D78"/>
+          </w:rPr>
+          <w:t>https://github.com/himanshushekhar367-sudo/Quadcond</w:t>
+        </w:r>
+      </w:hyperlink>
+      <w:r>
+        <w:rPr/>
+        <w:t>.</w:t>
+      </w:r>
+      <w:r>
+        <w:rPr/>
+        <w:t xml:space="preserve"> Release v0.5.1 carries four binary assets: the principal model, SHA-256 493640193ad70974d35582c55b4a721095bfcba50edc6827d9636d2f7b7be0c7; the sequence-only ablation, 402e9db1f5086df6acb28d2b980dff2e2235e93213f2a2096bed0d59c5bfa100; the core atlas, 145711cd33002ecf6436c52318af55c5feb9e46814239bfb9e4b6f548f7302f6; and the genomic scanner, c5aebae3ddc3129143ce8018a3b4d3b6767e177f4cf3145890a5b822d02973e6. Every asset is verified against `quadcond/assets_manifest.json` before it is opened, and a mismatch is an error rather than a warning. Atlases are identified by an ordered hash of their rows rather than by their file bytes, because SQLite rewrites page metadata whenever a database is opened and a byte checksum would fail on the second use of an unchanged file.</w:t>
+      </w:r>
+    </w:p>
+    <w:p>
+      <w:r>
+        <w:rPr/>
+        <w:t>The full training atlas is not distributed. The 398,375-record database the released models were trained on was lost after those models were frozen, and no copy survives. What ships is the core subset: 8,938 records over eight sources, enough to run the service and regenerate the figures, and not the training set. Overlap measured against it is a lower bound.</w:t>
+      </w:r>
+    </w:p>
+    <w:p>
+      <w:r>
+        <w:rPr/>
+        <w:t>The atlas build is reproducible from its sources, and the scripts that do it are distributed under `docs/atlas` with `docs/REBUILD_THE_ATLAS.md`. Rebuilding from the surviving inputs recovers seventeen of eighteen sources at their original row counts. The eighteenth, a predicted-tier distillation of the G4STAB web database, yields 256,595 rows against the original 254,761; its sequence selection is a seeded shuffle that returns an identical subset across runs, so the difference follows from a changed argument rather than from sampling. That source trains only the distilled melting-temperature head, which is labelled throughout as not trained on measurements. A rebuild is a reconstruction rather than a recovery: it carries a different content fingerprint, its shuffled negatives are regenerated under their own seeds, and the sequence clustering that defines the cross-validation folds has changed since the models were trained, so the fold assignments behind the reported metrics cannot be reproduced from it. We report fold provenance as reconstructed rather than recorded, and `quadcond/models/foldmanifest.py` writes that distinction into the manifest it produces.</w:t>
+      </w:r>
+    </w:p>
+    <w:p>
+      <w:r>
+        <w:rPr/>
+        <w:t>The benchmark scripts, result tables and figures are distributed with the source under `benchmarks/published_tools`, and the genome-wide analysis under `genomewide`. `manuscript/verify_numbers.py` recomputes every quantitative claim in the text from those files and from the frozen model record, and fails on any mismatch or on a model card drawn from a different training run. Two further directories support work that postdates this manuscript and carry no results reported here: `benchmarks/external_validation` holds the harness and provenance records for scoring collections published after the model artifact was frozen, and `benchmarks/ingest_audit` measures how much of a candidate dataset overlaps the atlas and the benchmark evaluation sets before any of it is used for training. Archived release DOI: [VERIFY AND INSERT]. Public server: [VERIFY AND INSERT HTTPS URL]. QuadCond carries an MIT licence; AENNA-3D licensing and redistribution terms must be confirmed before public release. Original datasets remain subject to their source terms.</w:t>
       </w:r>
     </w:p>
     <w:p>
@@ -8237,7 +8271,7 @@
                     <pic:cNvPicPr/>
                   </pic:nvPicPr>
                   <pic:blipFill>
-                    <a:blip r:embed="rId11"/>
+                    <a:blip r:embed="rId12"/>
                     <a:stretch>
                       <a:fillRect/>
                     </a:stretch>
@@ -8292,7 +8326,7 @@
                     <pic:cNvPicPr/>
                   </pic:nvPicPr>
                   <pic:blipFill>
-                    <a:blip r:embed="rId12"/>
+                    <a:blip r:embed="rId13"/>
                     <a:stretch>
                       <a:fillRect/>
                     </a:stretch>
@@ -8342,7 +8376,7 @@
                     <pic:cNvPicPr/>
                   </pic:nvPicPr>
                   <pic:blipFill>
-                    <a:blip r:embed="rId13"/>
+                    <a:blip r:embed="rId14"/>
                     <a:stretch>
                       <a:fillRect/>
                     </a:stretch>
@@ -8392,7 +8426,7 @@
                     <pic:cNvPicPr/>
                   </pic:nvPicPr>
                   <pic:blipFill>
-                    <a:blip r:embed="rId14"/>
+                    <a:blip r:embed="rId15"/>
                     <a:stretch>
                       <a:fillRect/>
                     </a:stretch>
@@ -8442,7 +8476,7 @@
                     <pic:cNvPicPr/>
                   </pic:nvPicPr>
                   <pic:blipFill>
-                    <a:blip r:embed="rId15"/>
+                    <a:blip r:embed="rId16"/>
                     <a:stretch>
                       <a:fillRect/>
                     </a:stretch>
@@ -8492,7 +8526,7 @@
                     <pic:cNvPicPr/>
                   </pic:nvPicPr>
                   <pic:blipFill>
-                    <a:blip r:embed="rId16"/>
+                    <a:blip r:embed="rId17"/>
                     <a:stretch>
                       <a:fillRect/>
                     </a:stretch>
@@ -8535,7 +8569,7 @@
         </w:rPr>
         <w:t xml:space="preserve">1. Biffi G, Tannahill D, McCafferty J, Balasubramanian S. (2013) Quantitative visualization of DNA G-quadruplex structures in human cells. Nature chemistry, 5, 182-186. </w:t>
       </w:r>
-      <w:hyperlink r:id="rId17">
+      <w:hyperlink r:id="rId18">
         <w:r>
           <w:rPr>
             <w:color w:val="185D78"/>
@@ -8555,7 +8589,7 @@
         </w:rPr>
         <w:t xml:space="preserve"> </w:t>
       </w:r>
-      <w:hyperlink r:id="rId18">
+      <w:hyperlink r:id="rId19">
         <w:r>
           <w:rPr>
             <w:color w:val="185D78"/>
@@ -8575,7 +8609,7 @@
         </w:rPr>
         <w:t xml:space="preserve">2. Zeraati M, Langley DB, Schofield P, Moye AL, Rouet R, Hughes WE, Bryan TM, Dinger ME, Christ D. (2018) I-motif DNA structures are formed in the nuclei of human cells. Nature chemistry, 10, 631-637. </w:t>
       </w:r>
-      <w:hyperlink r:id="rId19">
+      <w:hyperlink r:id="rId20">
         <w:r>
           <w:rPr>
             <w:color w:val="185D78"/>
@@ -8595,7 +8629,7 @@
         </w:rPr>
         <w:t xml:space="preserve"> </w:t>
       </w:r>
-      <w:hyperlink r:id="rId20">
+      <w:hyperlink r:id="rId21">
         <w:r>
           <w:rPr>
             <w:color w:val="185D78"/>
@@ -8615,7 +8649,7 @@
         </w:rPr>
         <w:t xml:space="preserve">3. Hänsel-Hertsch R, Beraldi D, Lensing SV, Marsico G, Zyner KG, Parry A, Di Antonio M, Pike JA, Kimura H, Narita M, Tannahill D, Balasubramanian S. (2016) G-quadruplex structures mark human regulatory chromatin. Nature Genetics, 48, 1267-1272. </w:t>
       </w:r>
-      <w:hyperlink r:id="rId21">
+      <w:hyperlink r:id="rId22">
         <w:r>
           <w:rPr>
             <w:color w:val="185D78"/>
@@ -8635,7 +8669,7 @@
         </w:rPr>
         <w:t xml:space="preserve">4. Deep A, Bhat A, Perumal V, Kumar S. (2025) i-Motifs as regulatory switches: mechanisms and implications for gene expression. Molecular Therapy - Nucleic Acids, 36, 102474. </w:t>
       </w:r>
-      <w:hyperlink r:id="rId22">
+      <w:hyperlink r:id="rId23">
         <w:r>
           <w:rPr>
             <w:color w:val="185D78"/>
@@ -8655,7 +8689,7 @@
         </w:rPr>
         <w:t xml:space="preserve">5. Deep A, Shekhar H, Dash R, Minocha S, Perumal V, Kumar S. (2026) Polyamines are i-motif disruptors. Molecular Therapy - Nucleic Acids, 37, 103031. </w:t>
       </w:r>
-      <w:hyperlink r:id="rId23">
+      <w:hyperlink r:id="rId24">
         <w:r>
           <w:rPr>
             <w:color w:val="185D78"/>
@@ -8675,7 +8709,7 @@
         </w:rPr>
         <w:t xml:space="preserve">6. Bhattacharyya D, Mirihana Arachchilage G, Basu S. (2016) Metal cations in G-quadruplex folding and stability. Frontiers in Chemistry, 4, 38. </w:t>
       </w:r>
-      <w:hyperlink r:id="rId24">
+      <w:hyperlink r:id="rId25">
         <w:r>
           <w:rPr>
             <w:color w:val="185D78"/>
@@ -8695,7 +8729,7 @@
         </w:rPr>
         <w:t xml:space="preserve">7. Kikin O, D'Antonio L, Bagga PS. (2006) QGRS Mapper: a web-based server for predicting G-quadruplexes in nucleotide sequences. Nucleic acids research, 34, W676-82. </w:t>
       </w:r>
-      <w:hyperlink r:id="rId25">
+      <w:hyperlink r:id="rId26">
         <w:r>
           <w:rPr>
             <w:color w:val="185D78"/>
@@ -8715,7 +8749,7 @@
         </w:rPr>
         <w:t xml:space="preserve"> </w:t>
       </w:r>
-      <w:hyperlink r:id="rId26">
+      <w:hyperlink r:id="rId27">
         <w:r>
           <w:rPr>
             <w:color w:val="185D78"/>
@@ -8735,7 +8769,7 @@
         </w:rPr>
         <w:t xml:space="preserve">8. Bedrat A, Lacroix L, Mergny JL. (2016) Re-evaluation of G-quadruplex propensity with G4Hunter. Nucleic acids research, 44, 1746-1759. </w:t>
       </w:r>
-      <w:hyperlink r:id="rId27">
+      <w:hyperlink r:id="rId28">
         <w:r>
           <w:rPr>
             <w:color w:val="185D78"/>
@@ -8755,7 +8789,7 @@
         </w:rPr>
         <w:t xml:space="preserve"> </w:t>
       </w:r>
-      <w:hyperlink r:id="rId28">
+      <w:hyperlink r:id="rId29">
         <w:r>
           <w:rPr>
             <w:color w:val="185D78"/>
@@ -8775,7 +8809,7 @@
         </w:rPr>
         <w:t xml:space="preserve">9. Hon J, Martínek T, Zendulka J, Lexa M. (2017) pqsfinder: an exhaustive and imperfection-tolerant search tool for potential quadruplex-forming sequences in R. Bioinformatics (Oxford, England), 33, 3373-3379. </w:t>
       </w:r>
-      <w:hyperlink r:id="rId29">
+      <w:hyperlink r:id="rId30">
         <w:r>
           <w:rPr>
             <w:color w:val="185D78"/>
@@ -8795,7 +8829,7 @@
         </w:rPr>
         <w:t xml:space="preserve"> </w:t>
       </w:r>
-      <w:hyperlink r:id="rId30">
+      <w:hyperlink r:id="rId31">
         <w:r>
           <w:rPr>
             <w:color w:val="185D78"/>
@@ -8820,7 +8854,7 @@
         </w:rPr>
         <w:t xml:space="preserve">10. Belmonte-Reche E, Morales JC. (2020) G4-iM Grinder: when size and frequency matter. G-Quadruplex, i-Motif and higher order structure search and analysis tool. NAR genomics and bioinformatics, 2, lqz005. </w:t>
       </w:r>
-      <w:hyperlink r:id="rId31">
+      <w:hyperlink r:id="rId32">
         <w:r>
           <w:rPr>
             <w:color w:val="185D78"/>
@@ -8840,7 +8874,7 @@
         </w:rPr>
         <w:t xml:space="preserve"> </w:t>
       </w:r>
-      <w:hyperlink r:id="rId32">
+      <w:hyperlink r:id="rId33">
         <w:r>
           <w:rPr>
             <w:color w:val="185D78"/>
@@ -8860,7 +8894,7 @@
         </w:rPr>
         <w:t xml:space="preserve">11. Deep A, Das U, Vivekanandan P, Kumar S. (2026) QuaDB: a streamlined web tool for identifier-based rapid prediction of putative quadruplex sequences. Human Genomics, 20. </w:t>
       </w:r>
-      <w:hyperlink r:id="rId33">
+      <w:hyperlink r:id="rId34">
         <w:r>
           <w:rPr>
             <w:color w:val="185D78"/>
@@ -8880,7 +8914,7 @@
         </w:rPr>
         <w:t xml:space="preserve">12. Rocher V, Genais M, Nassereddine E, Mourad R. (2021) DeepG4: a deep learning approach to predict cell-type specific active G-quadruplex regions. PLoS Computational Biology, 17, e1009308. </w:t>
       </w:r>
-      <w:hyperlink r:id="rId34">
+      <w:hyperlink r:id="rId35">
         <w:r>
           <w:rPr>
             <w:color w:val="185D78"/>
@@ -8900,7 +8934,7 @@
         </w:rPr>
         <w:t xml:space="preserve">13. Cagirici HB, Budak H, Sen TZ. (2022) G4Boost: a machine learning-based tool for quadruplex identification and stability prediction. BMC Bioinformatics, 23. </w:t>
       </w:r>
-      <w:hyperlink r:id="rId35">
+      <w:hyperlink r:id="rId36">
         <w:r>
           <w:rPr>
             <w:color w:val="185D78"/>
@@ -8920,7 +8954,7 @@
         </w:rPr>
         <w:t xml:space="preserve">14. Barshai M, Engel B, Haim I, Orenstein Y. (2023) G4mismatch: Deep neural networks to predict G-quadruplex propensity based on G4-seq data. PLOS Computational Biology, 19, e1010948. </w:t>
       </w:r>
-      <w:hyperlink r:id="rId36">
+      <w:hyperlink r:id="rId37">
         <w:r>
           <w:rPr>
             <w:color w:val="185D78"/>
@@ -8940,7 +8974,7 @@
         </w:rPr>
         <w:t xml:space="preserve">15. Liew D, Dharmatilleke AD, See E, Yong EH. (2025) G4STAB: a multi-input deep learning model to predict G-quadruplex thermodynamic stability based on sequence and salt concentration. Bioinformatics (Oxford, England), 41, btaf545. </w:t>
       </w:r>
-      <w:hyperlink r:id="rId37">
+      <w:hyperlink r:id="rId38">
         <w:r>
           <w:rPr>
             <w:color w:val="185D78"/>
@@ -8960,7 +8994,7 @@
         </w:rPr>
         <w:t xml:space="preserve"> </w:t>
       </w:r>
-      <w:hyperlink r:id="rId38">
+      <w:hyperlink r:id="rId39">
         <w:r>
           <w:rPr>
             <w:color w:val="185D78"/>
@@ -8980,7 +9014,7 @@
         </w:rPr>
         <w:t xml:space="preserve">16. Yu H, Li F, Yang B, Qi Y, Guneri D, Chen W, Waller ZAE, Li K, Ding Y. (2024) iM-Seeker: a webserver for DNA i-motifs prediction and scoring via automated machine learning. Nucleic acids research, 52, W19-W28. </w:t>
       </w:r>
-      <w:hyperlink r:id="rId39">
+      <w:hyperlink r:id="rId40">
         <w:r>
           <w:rPr>
             <w:color w:val="185D78"/>
@@ -9000,7 +9034,7 @@
         </w:rPr>
         <w:t xml:space="preserve"> </w:t>
       </w:r>
-      <w:hyperlink r:id="rId40">
+      <w:hyperlink r:id="rId41">
         <w:r>
           <w:rPr>
             <w:color w:val="185D78"/>
@@ -9020,7 +9054,7 @@
         </w:rPr>
         <w:t xml:space="preserve">17. Yang B, Guneri D, Yu H, Wright EP, Chen W, Waller ZAE, Ding Y. (2024) Prediction of DNA i-motifs via machine learning. Nucleic acids research, 52, 2188-2197. </w:t>
       </w:r>
-      <w:hyperlink r:id="rId41">
+      <w:hyperlink r:id="rId42">
         <w:r>
           <w:rPr>
             <w:color w:val="185D78"/>
@@ -9040,7 +9074,7 @@
         </w:rPr>
         <w:t xml:space="preserve"> </w:t>
       </w:r>
-      <w:hyperlink r:id="rId42">
+      <w:hyperlink r:id="rId43">
         <w:r>
           <w:rPr>
             <w:color w:val="185D78"/>
@@ -9060,7 +9094,7 @@
         </w:rPr>
         <w:t xml:space="preserve">18. Liew D, Lim ZW, Yong EH. (2024) Machine learning-based prediction of DNA G-quadruplex folding topology with G4ShapePredictor. Scientific reports, 14, 24238. </w:t>
       </w:r>
-      <w:hyperlink r:id="rId43">
+      <w:hyperlink r:id="rId44">
         <w:r>
           <w:rPr>
             <w:color w:val="185D78"/>
@@ -9080,7 +9114,7 @@
         </w:rPr>
         <w:t xml:space="preserve"> </w:t>
       </w:r>
-      <w:hyperlink r:id="rId44">
+      <w:hyperlink r:id="rId45">
         <w:r>
           <w:rPr>
             <w:color w:val="185D78"/>
@@ -9100,7 +9134,7 @@
         </w:rPr>
         <w:t xml:space="preserve">19. Żok T, Kraszewska N, Miskiewicz J, Pielacinska P, Żurkowski M, Szachniuk M. (2021) ONQUADRO: a database of experimentally determined quadruplex structures. Nucleic Acids Research. </w:t>
       </w:r>
-      <w:hyperlink r:id="rId45">
+      <w:hyperlink r:id="rId46">
         <w:r>
           <w:rPr>
             <w:color w:val="185D78"/>
@@ -9120,7 +9154,7 @@
         </w:rPr>
         <w:t xml:space="preserve">20. Wang Y, Yang Q, Lin X, Chen D, Wang Z, Chen B, Han H, Chen HD, Cai K, Li Q, Yang S, Tang Y, Li F. (2021) G4LDB 2.2: a database for discovering and studying G-quadruplex and i-motif ligands. Nucleic Acids Research. </w:t>
       </w:r>
-      <w:hyperlink r:id="rId46">
+      <w:hyperlink r:id="rId47">
         <w:r>
           <w:rPr>
             <w:color w:val="185D78"/>
@@ -9140,7 +9174,7 @@
         </w:rPr>
         <w:t xml:space="preserve">21. Chu C, Zhang S, Guan Z, Shen J, Luo T, Zhou J, Mergny JL, Cheng M. (2026) High-throughput measurement and prediction of the i-motif DNA stability landscape. Nucleic acids research, 54, gkag110. </w:t>
       </w:r>
-      <w:hyperlink r:id="rId47">
+      <w:hyperlink r:id="rId48">
         <w:r>
           <w:rPr>
             <w:color w:val="185D78"/>
@@ -9160,7 +9194,7 @@
         </w:rPr>
         <w:t xml:space="preserve"> </w:t>
       </w:r>
-      <w:hyperlink r:id="rId48">
+      <w:hyperlink r:id="rId49">
         <w:r>
           <w:rPr>
             <w:color w:val="185D78"/>
@@ -9180,7 +9214,7 @@
         </w:rPr>
         <w:t xml:space="preserve">22. Brazda V, Kolomaznik J, Mergny JL, Stastny J. (2020) G4Killer web application: a tool to design G-quadruplex mutations. Bioinformatics (Oxford, England), 36, 3246-3247. </w:t>
       </w:r>
-      <w:hyperlink r:id="rId49">
+      <w:hyperlink r:id="rId50">
         <w:r>
           <w:rPr>
             <w:color w:val="185D78"/>
@@ -9200,7 +9234,7 @@
         </w:rPr>
         <w:t xml:space="preserve"> </w:t>
       </w:r>
-      <w:hyperlink r:id="rId50">
+      <w:hyperlink r:id="rId51">
         <w:r>
           <w:rPr>
             <w:color w:val="185D78"/>
@@ -9220,7 +9254,7 @@
         </w:rPr>
         <w:t xml:space="preserve">23. Zhang R, Zhu W, Xiao K, Mergny JL, Sun X. (2025) G4SNVHunter: An R/Bioconductor package for evaluating SNV-induced disruption of G-quadruplex structures leveraging the G4Hunter algorithm. PLOS Computational Biology, 21, e1013368. </w:t>
       </w:r>
-      <w:hyperlink r:id="rId51">
+      <w:hyperlink r:id="rId52">
         <w:r>
           <w:rPr>
             <w:color w:val="185D78"/>
@@ -9240,7 +9274,7 @@
         </w:rPr>
         <w:t xml:space="preserve">24. Netzeva TI, Worth A, Aldenberg T, Benigni R, Cronin MTD, Gramatica P, Jaworska JS, Kahn S, Klopman G, Marchant CA, Myatt G, Nikolova-Jeliazkova N, Patlewicz GY, Perkins R, Roberts DW, Schultz TW, Stanton DT, van de Sandt JJM, Tong W, Veith G, Yang C. (2005) Current status of methods for defining the applicability domain of (quantitative) structure-activity relationships. Alternatives to Laboratory Animals, 33, 155-173. </w:t>
       </w:r>
-      <w:hyperlink r:id="rId52">
+      <w:hyperlink r:id="rId53">
         <w:r>
           <w:rPr>
             <w:color w:val="185D78"/>
@@ -9260,7 +9294,7 @@
         </w:rPr>
         <w:t xml:space="preserve">25. Altschul SF, Erickson BW. (1985) Significance of nucleotide sequence alignments: a method for random sequence permutation that preserves dinucleotide and codon usage. Molecular Biology and Evolution. </w:t>
       </w:r>
-      <w:hyperlink r:id="rId53">
+      <w:hyperlink r:id="rId54">
         <w:r>
           <w:rPr>
             <w:color w:val="185D78"/>
@@ -9280,7 +9314,7 @@
         </w:rPr>
         <w:t xml:space="preserve">26. Zanin I, Ruggiero E, Nicoletto G, Lago S, Maurizio I, Gallina I, Richter SN. (2023) Genome-wide mapping of i-motifs reveals their association with transcription regulation in live human cells. Nucleic acids research, 51, 8309-8321. </w:t>
       </w:r>
-      <w:hyperlink r:id="rId54">
+      <w:hyperlink r:id="rId55">
         <w:r>
           <w:rPr>
             <w:color w:val="185D78"/>
@@ -9300,7 +9334,7 @@
         </w:rPr>
         <w:t xml:space="preserve"> </w:t>
       </w:r>
-      <w:hyperlink r:id="rId55">
+      <w:hyperlink r:id="rId56">
         <w:r>
           <w:rPr>
             <w:color w:val="185D78"/>
@@ -9320,7 +9354,7 @@
         </w:rPr>
         <w:t xml:space="preserve">27. Boissieras J, Bonnet H, Susanto MF, Gomez D, Defrancq E, Granzhan A, Dejeu J. (2024) iMab antibody binds single-stranded cytosine-rich sequences and unfolds DNA i-motifs. Nucleic acids research, 52, 8052-8062. </w:t>
       </w:r>
-      <w:hyperlink r:id="rId56">
+      <w:hyperlink r:id="rId57">
         <w:r>
           <w:rPr>
             <w:color w:val="185D78"/>
@@ -9340,7 +9374,7 @@
         </w:rPr>
         <w:t xml:space="preserve"> </w:t>
       </w:r>
-      <w:hyperlink r:id="rId57">
+      <w:hyperlink r:id="rId58">
         <w:r>
           <w:rPr>
             <w:color w:val="185D78"/>
@@ -9360,7 +9394,7 @@
         </w:rPr>
         <w:t xml:space="preserve">28. Ruggiero E, Marušič M, Zanin I, Peña Martinez CD, Christ D, Plavec J, Richter SN. (2025) The iMab antibody selectively binds to intramolecular and intermolecular i-motif structures. Nucleic acids research, 53, gkae1305. </w:t>
       </w:r>
-      <w:hyperlink r:id="rId58">
+      <w:hyperlink r:id="rId59">
         <w:r>
           <w:rPr>
             <w:color w:val="185D78"/>
@@ -9380,7 +9414,7 @@
         </w:rPr>
         <w:t xml:space="preserve"> </w:t>
       </w:r>
-      <w:hyperlink r:id="rId59">
+      <w:hyperlink r:id="rId60">
         <w:r>
           <w:rPr>
             <w:color w:val="185D78"/>
@@ -9400,7 +9434,7 @@
         </w:rPr>
         <w:t xml:space="preserve">29. Thompson MD, Byrd AK. (2025) Untargeted CUT&amp;Tag reads are enriched at accessible chromatin and restrict identification of potential G4-forming sequences in G4-targeted CUT&amp;Tag experiments. Nucleic acids research, 53, gkaf678. </w:t>
       </w:r>
-      <w:hyperlink r:id="rId60">
+      <w:hyperlink r:id="rId61">
         <w:r>
           <w:rPr>
             <w:color w:val="185D78"/>
@@ -9420,7 +9454,7 @@
         </w:rPr>
         <w:t xml:space="preserve"> </w:t>
       </w:r>
-      <w:hyperlink r:id="rId61">
+      <w:hyperlink r:id="rId62">
         <w:r>
           <w:rPr>
             <w:color w:val="185D78"/>
@@ -9440,7 +9474,7 @@
         </w:rPr>
         <w:t xml:space="preserve">30. Melidis L, de Cesaris Araujo Tavares R, He X, Dhir S, Tannahill D, Balasubramanian S. (2025) Commentary on 'Untargeted CUT&amp;Tag reads are enriched at accessible chromatin and restrict identification of potential G4-forming sequences in G4-targeted CUT&amp;Tag experiments'. Nucleic acids research, 53, gkaf1337. </w:t>
       </w:r>
-      <w:hyperlink r:id="rId62">
+      <w:hyperlink r:id="rId63">
         <w:r>
           <w:rPr>
             <w:color w:val="185D78"/>
@@ -9460,7 +9494,7 @@
         </w:rPr>
         <w:t xml:space="preserve"> </w:t>
       </w:r>
-      <w:hyperlink r:id="rId63">
+      <w:hyperlink r:id="rId64">
         <w:r>
           <w:rPr>
             <w:color w:val="185D78"/>
@@ -9480,7 +9514,7 @@
         </w:rPr>
         <w:t xml:space="preserve">31. Chen, T. and Guestrin, C. (2016) XGBoost: A Scalable Tree Boosting System. Proceedings of the 22nd ACM SIGKDD International Conference on Knowledge Discovery and Data Mining, 785–794. </w:t>
       </w:r>
-      <w:hyperlink r:id="rId64">
+      <w:hyperlink r:id="rId65">
         <w:r>
           <w:rPr>
             <w:color w:val="185D78"/>
@@ -9500,7 +9534,7 @@
         </w:rPr>
         <w:t xml:space="preserve">32. Mitchell M, Wu S, Zaldivar A, Barnes P, Vasserman L, Hutchinson B, Spitzer E, Raji ID, Gebru T. (2019) Model cards for model reporting. Proceedings of the Conference on Fairness, Accountability, and Transparency, 220-229. </w:t>
       </w:r>
-      <w:hyperlink r:id="rId65">
+      <w:hyperlink r:id="rId66">
         <w:r>
           <w:rPr>
             <w:color w:val="185D78"/>
@@ -9520,7 +9554,7 @@
         </w:rPr>
         <w:t xml:space="preserve">33. Niculescu-Mizil A, Caruana R. (2005) Predicting good probabilities with supervised learning. Proceedings of the 22nd International Conference on Machine Learning. </w:t>
       </w:r>
-      <w:hyperlink r:id="rId66">
+      <w:hyperlink r:id="rId67">
         <w:r>
           <w:rPr>
             <w:color w:val="185D78"/>
@@ -9540,7 +9574,7 @@
         </w:rPr>
         <w:t xml:space="preserve">34. Zadrozny B, Elkan C. (2002) Transforming classifier scores into accurate multiclass probability estimates. Proceedings of the Eighth ACM SIGKDD International Conference on Knowledge Discovery and Data Mining. </w:t>
       </w:r>
-      <w:hyperlink r:id="rId67">
+      <w:hyperlink r:id="rId68">
         <w:r>
           <w:rPr>
             <w:color w:val="185D78"/>
@@ -9560,7 +9594,7 @@
         </w:rPr>
         <w:t xml:space="preserve">35. Google DeepMind. (2026) AlphaGenome Atlas: molecular predictions for 9 billion human DNA variants (resource announcement and downloads). Google DeepMind. </w:t>
       </w:r>
-      <w:hyperlink r:id="rId68">
+      <w:hyperlink r:id="rId69">
         <w:r>
           <w:rPr>
             <w:color w:val="185D78"/>
